--- a/03_Outputs/final scripts/ar/Module 5/5.0.0-ar.docx
+++ b/03_Outputs/final scripts/ar/Module 5/5.0.0-ar.docx
@@ -19,12 +19,12 @@
     </w:p>
     <w:p>
       <w:r>
-        <w:t>الحوكمة الجيدة لا تقتصر على التنظيم فقط؛ بل تستفيد أيضًا من الأسواق والشراكات. يمكن للأدوات الاقتصادية المصممة جيدًا أن تحفز رأس المال الخاص والابتكار، في حين أن الترتيبات التعاقدية توزع المخاطر والمسؤوليات بطرق تجعل المشاريع قابلة للتمويل والنتائج قابلة للقياس. تظل الشمولية والشفافية من الضروريات الأساسية، لضمان مشاركة النساء والشباب والشعوب الأصلية والفئات الضعيفة في تشكيل مستقبل الطاقة.</w:t>
+        <w:t>الحوكمة الجيدة لا تقتصر على التنظيم فقط؛ بل تستفيد أيضًا من الأسواق والشراكات. يمكن للأدوات الاقتصادية المصممة جيدًا أن تحفز رأس المال الخاص والابتكار، في حين أن الترتيبات التعاقدية توزع المخاطر والمسؤوليات بطرق تجعل المشاريع قابلة للتمويل والنتائج قابلة للقياس. الشمولية والشفافية تظل من الضروريات العابرة، لضمان مشاركة النساء والشباب والشعوب الأصلية والفئات الضعيفة في تشكيل مستقبل الطاقة.</w:t>
       </w:r>
     </w:p>
     <w:p>
       <w:r>
-        <w:t>توفر هذه الوحدة إطارًا لفهم وتطبيق هذه العناصر. فهي تنتقل من المبادئ إلى الممارسة، موضحة كيف يمكن الجمع بين التخطيط، التدابير التنظيمية، الحوافز السوقية، والأدوات التعاقدية في استراتيجيات متماسكة.</w:t>
+        <w:t>توفر هذه الوحدة إطارًا لفهم وتطبيق هذه العناصر. فهي تنتقل من المبادئ إلى الممارسة، موضحة كيف يمكن الجمع بين التخطيط، التدابير التنظيمية، الحوافز السوقية والأدوات التعاقدية في استراتيجيات متماسكة.</w:t>
       </w:r>
     </w:p>
     <w:p>
